--- a/distribution-docs/Paycom Daily Reports Automation.docx
+++ b/distribution-docs/Paycom Daily Reports Automation.docx
@@ -51,7 +51,7 @@
           <w:sz w:val="16"/>
           <w:szCs w:val="16"/>
         </w:rPr>
-        <w:t xml:space="preserve">  // @version      0.23.0</w:t>
+        <w:t xml:space="preserve">  // @version      0.23.1</w:t>
       </w:r>
     </w:p>
     <w:p>
@@ -181,6 +181,162 @@
           <w:sz w:val="16"/>
           <w:szCs w:val="16"/>
         </w:rPr>
+        <w:t xml:space="preserve">    // Shown in the panel header. Read from Tampermonkey, never hardcoded — a</w:t>
+      </w:r>
+    </w:p>
+    <w:p>
+      <w:pPr>
+        <w:spacing w:after="0" w:line="220"/>
+      </w:pPr>
+      <w:r>
+        <w:rPr>
+          <w:rFonts w:ascii="Consolas" w:cs="Consolas" w:eastAsia="Consolas" w:hAnsi="Consolas"/>
+          <w:sz w:val="16"/>
+          <w:szCs w:val="16"/>
+        </w:rPr>
+        <w:t xml:space="preserve">    // second copy of the version silently goes stale, and then the panel cannot</w:t>
+      </w:r>
+    </w:p>
+    <w:p>
+      <w:pPr>
+        <w:spacing w:after="0" w:line="220"/>
+      </w:pPr>
+      <w:r>
+        <w:rPr>
+          <w:rFonts w:ascii="Consolas" w:cs="Consolas" w:eastAsia="Consolas" w:hAnsi="Consolas"/>
+          <w:sz w:val="16"/>
+          <w:szCs w:val="16"/>
+        </w:rPr>
+        <w:t xml:space="preserve">    // be used to tell which build is actually loaded during a live run.</w:t>
+      </w:r>
+    </w:p>
+    <w:p>
+      <w:pPr>
+        <w:spacing w:after="0" w:line="220"/>
+      </w:pPr>
+      <w:r>
+        <w:rPr>
+          <w:rFonts w:ascii="Consolas" w:cs="Consolas" w:eastAsia="Consolas" w:hAnsi="Consolas"/>
+          <w:sz w:val="16"/>
+          <w:szCs w:val="16"/>
+        </w:rPr>
+        <w:t xml:space="preserve">    const SCRIPT_VERSION = (() =&gt; {</w:t>
+      </w:r>
+    </w:p>
+    <w:p>
+      <w:pPr>
+        <w:spacing w:after="0" w:line="220"/>
+      </w:pPr>
+      <w:r>
+        <w:rPr>
+          <w:rFonts w:ascii="Consolas" w:cs="Consolas" w:eastAsia="Consolas" w:hAnsi="Consolas"/>
+          <w:sz w:val="16"/>
+          <w:szCs w:val="16"/>
+        </w:rPr>
+        <w:t xml:space="preserve">      try {</w:t>
+      </w:r>
+    </w:p>
+    <w:p>
+      <w:pPr>
+        <w:spacing w:after="0" w:line="220"/>
+      </w:pPr>
+      <w:r>
+        <w:rPr>
+          <w:rFonts w:ascii="Consolas" w:cs="Consolas" w:eastAsia="Consolas" w:hAnsi="Consolas"/>
+          <w:sz w:val="16"/>
+          <w:szCs w:val="16"/>
+        </w:rPr>
+        <w:t xml:space="preserve">        if (typeof GM_info !== 'undefined' &amp;&amp; GM_info.script &amp;&amp; GM_info.script.version) {</w:t>
+      </w:r>
+    </w:p>
+    <w:p>
+      <w:pPr>
+        <w:spacing w:after="0" w:line="220"/>
+      </w:pPr>
+      <w:r>
+        <w:rPr>
+          <w:rFonts w:ascii="Consolas" w:cs="Consolas" w:eastAsia="Consolas" w:hAnsi="Consolas"/>
+          <w:sz w:val="16"/>
+          <w:szCs w:val="16"/>
+        </w:rPr>
+        <w:t xml:space="preserve">          return GM_info.script.version;</w:t>
+      </w:r>
+    </w:p>
+    <w:p>
+      <w:pPr>
+        <w:spacing w:after="0" w:line="220"/>
+      </w:pPr>
+      <w:r>
+        <w:rPr>
+          <w:rFonts w:ascii="Consolas" w:cs="Consolas" w:eastAsia="Consolas" w:hAnsi="Consolas"/>
+          <w:sz w:val="16"/>
+          <w:szCs w:val="16"/>
+        </w:rPr>
+        <w:t xml:space="preserve">        }</w:t>
+      </w:r>
+    </w:p>
+    <w:p>
+      <w:pPr>
+        <w:spacing w:after="0" w:line="220"/>
+      </w:pPr>
+      <w:r>
+        <w:rPr>
+          <w:rFonts w:ascii="Consolas" w:cs="Consolas" w:eastAsia="Consolas" w:hAnsi="Consolas"/>
+          <w:sz w:val="16"/>
+          <w:szCs w:val="16"/>
+        </w:rPr>
+        <w:t xml:space="preserve">      } catch (_) { }</w:t>
+      </w:r>
+    </w:p>
+    <w:p>
+      <w:pPr>
+        <w:spacing w:after="0" w:line="220"/>
+      </w:pPr>
+      <w:r>
+        <w:rPr>
+          <w:rFonts w:ascii="Consolas" w:cs="Consolas" w:eastAsia="Consolas" w:hAnsi="Consolas"/>
+          <w:sz w:val="16"/>
+          <w:szCs w:val="16"/>
+        </w:rPr>
+        <w:t xml:space="preserve">      return '0.23.1';</w:t>
+      </w:r>
+    </w:p>
+    <w:p>
+      <w:pPr>
+        <w:spacing w:after="0" w:line="220"/>
+      </w:pPr>
+      <w:r>
+        <w:rPr>
+          <w:rFonts w:ascii="Consolas" w:cs="Consolas" w:eastAsia="Consolas" w:hAnsi="Consolas"/>
+          <w:sz w:val="16"/>
+          <w:szCs w:val="16"/>
+        </w:rPr>
+        <w:t xml:space="preserve">    })();</w:t>
+      </w:r>
+    </w:p>
+    <w:p>
+      <w:pPr>
+        <w:spacing w:after="0" w:line="220"/>
+      </w:pPr>
+      <w:r>
+        <w:rPr>
+          <w:rFonts w:ascii="Consolas" w:cs="Consolas" w:eastAsia="Consolas" w:hAnsi="Consolas"/>
+          <w:sz w:val="16"/>
+          <w:szCs w:val="16"/>
+        </w:rPr>
+        <w:t xml:space="preserve"> </w:t>
+      </w:r>
+    </w:p>
+    <w:p>
+      <w:pPr>
+        <w:spacing w:after="0" w:line="220"/>
+      </w:pPr>
+      <w:r>
+        <w:rPr>
+          <w:rFonts w:ascii="Consolas" w:cs="Consolas" w:eastAsia="Consolas" w:hAnsi="Consolas"/>
+          <w:sz w:val="16"/>
+          <w:szCs w:val="16"/>
+        </w:rPr>
         <w:t xml:space="preserve">    const STATE_KEY = 'paycomBot.state';</w:t>
       </w:r>
     </w:p>
@@ -42431,6 +42587,32 @@
           <w:sz w:val="16"/>
           <w:szCs w:val="16"/>
         </w:rPr>
+        <w:t xml:space="preserve">          #paycom-bot-panel .pcb-ver{flex:none;font-size:10px;font-weight:700;letter-spacing:.3px;color:#cad2c5;</w:t>
+      </w:r>
+    </w:p>
+    <w:p>
+      <w:pPr>
+        <w:spacing w:after="0" w:line="220"/>
+      </w:pPr>
+      <w:r>
+        <w:rPr>
+          <w:rFonts w:ascii="Consolas" w:cs="Consolas" w:eastAsia="Consolas" w:hAnsi="Consolas"/>
+          <w:sz w:val="16"/>
+          <w:szCs w:val="16"/>
+        </w:rPr>
+        <w:t xml:space="preserve">            background:rgba(47,62,70,.45);border:1px solid rgba(202,210,197,.35);border-radius:999px;padding:1px 7px}</w:t>
+      </w:r>
+    </w:p>
+    <w:p>
+      <w:pPr>
+        <w:spacing w:after="0" w:line="220"/>
+      </w:pPr>
+      <w:r>
+        <w:rPr>
+          <w:rFonts w:ascii="Consolas" w:cs="Consolas" w:eastAsia="Consolas" w:hAnsi="Consolas"/>
+          <w:sz w:val="16"/>
+          <w:szCs w:val="16"/>
+        </w:rPr>
         <w:t xml:space="preserve">          #paycom-bot-panel h4::before{content:'';flex:none;width:9px;height:9px;border-radius:50%;</w:t>
       </w:r>
     </w:p>
@@ -43133,7 +43315,7 @@
           <w:sz w:val="16"/>
           <w:szCs w:val="16"/>
         </w:rPr>
-        <w:t xml:space="preserve">          &lt;h4&gt;Paycom Bot&lt;/h4&gt;</w:t>
+        <w:t xml:space="preserve">          &lt;h4&gt;Paycom Bot&lt;span class="pcb-ver"&gt;v${SCRIPT_VERSION}&lt;/span&gt;&lt;/h4&gt;</w:t>
       </w:r>
     </w:p>
     <w:p>
